--- a/engse601/materials/s3/ENGSE601_S3_Worksheet_TH.docx
+++ b/engse601/materials/s3/ENGSE601_S3_Worksheet_TH.docx
@@ -549,7 +549,7 @@
                 <w:sz w:val="26"/>
                 <w:szCs w:val="26"/>
               </w:rPr>
-              <w:t xml:space="preserve">S3-B_ชื่อทีม.pdf</w:t>
+              <w:t xml:space="preserve">S3-B_ชื่อทีม.pdf · ผู้ส่งหลัก</w:t>
             </w:r>
           </w:p>
         </w:tc>
@@ -695,6 +695,25 @@
                 <w:szCs w:val="29"/>
               </w:rPr>
               <w:t xml:space="preserve">ทีมที่ไม่ใช้ JavaScript ใช้เครื่องมือของภาษานั้นได้ เช่น pytest หรือ JUnit</w:t>
+            </w:r>
+          </w:p>
+          <w:p>
+            <w:pPr>
+              <w:spacing w:after="40" w:before="0" w:line="260"/>
+              <w:jc w:val="left"/>
+            </w:pPr>
+            <w:r>
+              <w:rPr>
+                <w:rFonts w:ascii="TH Sarabun New" w:cs="TH Sarabun New" w:eastAsia="TH Sarabun New" w:hAnsi="TH Sarabun New"/>
+                <w:b w:val="false"/>
+                <w:bCs w:val="false"/>
+                <w:i w:val="false"/>
+                <w:iCs w:val="false"/>
+                <w:color w:val="1A1A1A"/>
+                <w:sz w:val="29"/>
+                <w:szCs w:val="29"/>
+              </w:rPr>
+              <w:t xml:space="preserve">ส่งผ่าน Google Form ของครั้งนี้: ทุกคนอัปโหลดส่วน A ของตนเอง · ผู้ส่งหลักของทีมอัปโหลดส่วน B เพิ่มหนึ่งไฟล์ สมาชิกคนอื่นไม่ต้องส่งส่วน B · เลือกรหัสทีมให้ตรงกับทะเบียนทีม</w:t>
             </w:r>
           </w:p>
         </w:tc>
